--- a/en/data-mobilization/modules/ROOT/attachments/UC-IS-exercise-sheet_EN.docx
+++ b/en/data-mobilization/modules/ROOT/attachments/UC-IS-exercise-sheet_EN.docx
@@ -1,6 +1,6 @@
 
 <file path=word/document.xml><?xml version="1.0" encoding="utf-8"?>
-<w:document xmlns:wpc="http://schemas.microsoft.com/office/word/2010/wordprocessingCanvas" xmlns:cx="http://schemas.microsoft.com/office/drawing/2014/chartex" xmlns:cx1="http://schemas.microsoft.com/office/drawing/2015/9/8/chartex" xmlns:cx2="http://schemas.microsoft.com/office/drawing/2015/10/21/chartex" xmlns:cx3="http://schemas.microsoft.com/office/drawing/2016/5/9/chartex" xmlns:cx4="http://schemas.microsoft.com/office/drawing/2016/5/10/chartex" xmlns:cx5="http://schemas.microsoft.com/office/drawing/2016/5/11/chartex" xmlns:cx6="http://schemas.microsoft.com/office/drawing/2016/5/12/chartex" xmlns:cx7="http://schemas.microsoft.com/office/drawing/2016/5/13/chartex" xmlns:cx8="http://schemas.microsoft.com/office/drawing/2016/5/14/chartex" xmlns:mc="http://schemas.openxmlformats.org/markup-compatibility/2006" xmlns:aink="http://schemas.microsoft.com/office/drawing/2016/ink" xmlns:am3d="http://schemas.microsoft.com/office/drawing/2017/model3d" xmlns:o="urn:schemas-microsoft-com:office:office" xmlns:oel="http://schemas.microsoft.com/office/2019/extlst" xmlns:r="http://schemas.openxmlformats.org/officeDocument/2006/relationships" xmlns:m="http://schemas.openxmlformats.org/officeDocument/2006/math" xmlns:v="urn:schemas-microsoft-com:vml" xmlns:wp14="http://schemas.microsoft.com/office/word/2010/wordprocessingDrawing" xmlns:wp="http://schemas.openxmlformats.org/drawingml/2006/wordprocessingDrawing" xmlns:w10="urn:schemas-microsoft-com:office:word" xmlns:w="http://schemas.openxmlformats.org/wordprocessingml/2006/main" xmlns:w14="http://schemas.microsoft.com/office/word/2010/wordml" xmlns:w15="http://schemas.microsoft.com/office/word/2012/wordml" xmlns:w16cex="http://schemas.microsoft.com/office/word/2018/wordml/cex" xmlns:w16cid="http://schemas.microsoft.com/office/word/2016/wordml/cid" xmlns:w16="http://schemas.microsoft.com/office/word/2018/wordml" xmlns:w16du="http://schemas.microsoft.com/office/word/2023/wordml/word16du" xmlns:w16sdtdh="http://schemas.microsoft.com/office/word/2020/wordml/sdtdatahash" xmlns:w16sdtfl="http://schemas.microsoft.com/office/word/2024/wordml/sdtformatlock" xmlns:w16se="http://schemas.microsoft.com/office/word/2015/wordml/symex" xmlns:wpg="http://schemas.microsoft.com/office/word/2010/wordprocessingGroup" xmlns:wpi="http://schemas.microsoft.com/office/word/2010/wordprocessingInk" xmlns:wne="http://schemas.microsoft.com/office/word/2006/wordml" xmlns:wps="http://schemas.microsoft.com/office/word/2010/wordprocessingShape" mc:Ignorable="w14 w15 w16se w16cid w16 w16cex w16sdtdh w16sdtfl w16du wp14">
+<w:document xmlns:wpc="http://schemas.microsoft.com/office/word/2010/wordprocessingCanvas" xmlns:cx="http://schemas.microsoft.com/office/drawing/2014/chartex" xmlns:cx1="http://schemas.microsoft.com/office/drawing/2015/9/8/chartex" xmlns:cx2="http://schemas.microsoft.com/office/drawing/2015/10/21/chartex" xmlns:cx3="http://schemas.microsoft.com/office/drawing/2016/5/9/chartex" xmlns:cx4="http://schemas.microsoft.com/office/drawing/2016/5/10/chartex" xmlns:cx5="http://schemas.microsoft.com/office/drawing/2016/5/11/chartex" xmlns:cx6="http://schemas.microsoft.com/office/drawing/2016/5/12/chartex" xmlns:cx7="http://schemas.microsoft.com/office/drawing/2016/5/13/chartex" xmlns:cx8="http://schemas.microsoft.com/office/drawing/2016/5/14/chartex" xmlns:mc="http://schemas.openxmlformats.org/markup-compatibility/2006" xmlns:m="http://schemas.openxmlformats.org/officeDocument/2006/math" xmlns:aink="http://schemas.microsoft.com/office/drawing/2016/ink" xmlns:am3d="http://schemas.microsoft.com/office/drawing/2017/model3d" xmlns:oel="http://schemas.microsoft.com/office/2019/extlst" xmlns:r="http://schemas.openxmlformats.org/officeDocument/2006/relationships" xmlns:wp14="http://schemas.microsoft.com/office/word/2010/wordprocessingDrawing" xmlns:wp="http://schemas.openxmlformats.org/drawingml/2006/wordprocessingDrawing" xmlns:wpg="http://schemas.microsoft.com/office/word/2010/wordprocessingGroup" xmlns:wpi="http://schemas.microsoft.com/office/word/2010/wordprocessingInk" xmlns:wps="http://schemas.microsoft.com/office/word/2010/wordprocessingShape" xmlns:o="urn:schemas-microsoft-com:office:office" xmlns:v="urn:schemas-microsoft-com:vml" xmlns:w10="urn:schemas-microsoft-com:office:word" xmlns:w="http://schemas.openxmlformats.org/wordprocessingml/2006/main" xmlns:w14="http://schemas.microsoft.com/office/word/2010/wordml" xmlns:w15="http://schemas.microsoft.com/office/word/2012/wordml" xmlns:w16cex="http://schemas.microsoft.com/office/word/2018/wordml/cex" xmlns:w16cid="http://schemas.microsoft.com/office/word/2016/wordml/cid" xmlns:w16="http://schemas.microsoft.com/office/word/2018/wordml" xmlns:w16sdtdh="http://schemas.microsoft.com/office/word/2020/wordml/sdtdatahash" xmlns:w16sdtfl="http://schemas.microsoft.com/office/word/2024/wordml/sdtformatlock" xmlns:w16se="http://schemas.microsoft.com/office/word/2015/wordml/symex" xmlns:w16du="http://schemas.microsoft.com/office/word/2023/wordml/word16du" xmlns:wne="http://schemas.microsoft.com/office/word/2006/wordml" mc:Ignorable="w14 w15 w16se w16cid w16 w16cex w16sdtdh w16sdtfl w16du wp14">
   <w:background w:color="FFFFFF"/>
   <w:body>
     <w:p>
@@ -309,7 +309,19 @@
               <w:rPr>
                 <w:b/>
               </w:rPr>
-              <w:t xml:space="preserve">Describe any new data fields to add from information added by the volunteers and analyst. </w:t>
+              <w:t xml:space="preserve">Describe any new data fields to add </w:t>
+            </w:r>
+            <w:r>
+              <w:rPr>
+                <w:b/>
+              </w:rPr>
+              <w:t xml:space="preserve">to the capture spreadsheet </w:t>
+            </w:r>
+            <w:r>
+              <w:rPr>
+                <w:b/>
+              </w:rPr>
+              <w:t xml:space="preserve">from information added by the volunteers. </w:t>
             </w:r>
           </w:p>
         </w:tc>
@@ -450,20 +462,79 @@
               <w:right w:w="100" w:type="dxa"/>
             </w:tcMar>
           </w:tcPr>
-          <w:p>
-            <w:pPr>
-              <w:widowControl w:val="0"/>
-              <w:spacing w:after="0" w:line="240" w:lineRule="auto"/>
-              <w:rPr>
-                <w:b/>
-              </w:rPr>
-            </w:pPr>
-            <w:r>
-              <w:rPr>
-                <w:b/>
-              </w:rPr>
-              <w:t>How will you construct an identifier to uniquely identify records in this dataset to replace the currently non-unique ID?</w:t>
-            </w:r>
+          <w:tbl>
+            <w:tblPr>
+              <w:tblW w:w="11280" w:type="dxa"/>
+              <w:tblBorders>
+                <w:top w:val="single" w:sz="8" w:space="0" w:color="000000"/>
+                <w:left w:val="single" w:sz="8" w:space="0" w:color="000000"/>
+                <w:bottom w:val="single" w:sz="8" w:space="0" w:color="000000"/>
+                <w:right w:val="single" w:sz="8" w:space="0" w:color="000000"/>
+                <w:insideH w:val="single" w:sz="8" w:space="0" w:color="000000"/>
+                <w:insideV w:val="single" w:sz="8" w:space="0" w:color="000000"/>
+              </w:tblBorders>
+              <w:tblLayout w:type="fixed"/>
+              <w:tblLook w:val="0600" w:firstRow="0" w:lastRow="0" w:firstColumn="0" w:lastColumn="0" w:noHBand="1" w:noVBand="1"/>
+            </w:tblPr>
+            <w:tblGrid>
+              <w:gridCol w:w="11280"/>
+            </w:tblGrid>
+            <w:tr>
+              <w:tc>
+                <w:tcPr>
+                  <w:tcW w:w="11280" w:type="dxa"/>
+                  <w:tcBorders>
+                    <w:top w:val="single" w:sz="8" w:space="0" w:color="999999"/>
+                    <w:left w:val="single" w:sz="8" w:space="0" w:color="999999"/>
+                    <w:bottom w:val="single" w:sz="8" w:space="0" w:color="999999"/>
+                    <w:right w:val="single" w:sz="8" w:space="0" w:color="999999"/>
+                  </w:tcBorders>
+                  <w:shd w:val="clear" w:color="auto" w:fill="FDE9D9" w:themeFill="accent6" w:themeFillTint="33"/>
+                  <w:tcMar>
+                    <w:top w:w="100" w:type="dxa"/>
+                    <w:left w:w="100" w:type="dxa"/>
+                    <w:bottom w:w="100" w:type="dxa"/>
+                    <w:right w:w="100" w:type="dxa"/>
+                  </w:tcMar>
+                </w:tcPr>
+                <w:p>
+                  <w:pPr>
+                    <w:widowControl w:val="0"/>
+                    <w:spacing w:after="0" w:line="240" w:lineRule="auto"/>
+                    <w:rPr>
+                      <w:b/>
+                    </w:rPr>
+                  </w:pPr>
+                  <w:r>
+                    <w:rPr>
+                      <w:b/>
+                    </w:rPr>
+                    <w:t>How will you construct identifier</w:t>
+                  </w:r>
+                  <w:r>
+                    <w:rPr>
+                      <w:b/>
+                    </w:rPr>
+                    <w:t>(s)</w:t>
+                  </w:r>
+                  <w:r>
+                    <w:rPr>
+                      <w:b/>
+                    </w:rPr>
+                    <w:t xml:space="preserve"> to uniquely identify records in this dataset?</w:t>
+                  </w:r>
+                </w:p>
+              </w:tc>
+            </w:tr>
+          </w:tbl>
+          <w:p>
+            <w:pPr>
+              <w:widowControl w:val="0"/>
+              <w:spacing w:after="0" w:line="240" w:lineRule="auto"/>
+              <w:rPr>
+                <w:b/>
+              </w:rPr>
+            </w:pPr>
           </w:p>
         </w:tc>
       </w:tr>
@@ -616,13 +687,7 @@
               <w:rPr>
                 <w:b/>
               </w:rPr>
-              <w:t>Filename of</w:t>
-            </w:r>
-            <w:r>
-              <w:rPr>
-                <w:b/>
-              </w:rPr>
-              <w:t xml:space="preserve"> the result spreadsheet</w:t>
+              <w:t>Filename of the result spreadsheet</w:t>
             </w:r>
           </w:p>
         </w:tc>
@@ -1715,7 +1780,7 @@
 </file>
 
 <file path=word/endnotes.xml><?xml version="1.0" encoding="utf-8"?>
-<w:endnotes xmlns:wpc="http://schemas.microsoft.com/office/word/2010/wordprocessingCanvas" xmlns:cx="http://schemas.microsoft.com/office/drawing/2014/chartex" xmlns:cx1="http://schemas.microsoft.com/office/drawing/2015/9/8/chartex" xmlns:cx2="http://schemas.microsoft.com/office/drawing/2015/10/21/chartex" xmlns:cx3="http://schemas.microsoft.com/office/drawing/2016/5/9/chartex" xmlns:cx4="http://schemas.microsoft.com/office/drawing/2016/5/10/chartex" xmlns:cx5="http://schemas.microsoft.com/office/drawing/2016/5/11/chartex" xmlns:cx6="http://schemas.microsoft.com/office/drawing/2016/5/12/chartex" xmlns:cx7="http://schemas.microsoft.com/office/drawing/2016/5/13/chartex" xmlns:cx8="http://schemas.microsoft.com/office/drawing/2016/5/14/chartex" xmlns:mc="http://schemas.openxmlformats.org/markup-compatibility/2006" xmlns:aink="http://schemas.microsoft.com/office/drawing/2016/ink" xmlns:am3d="http://schemas.microsoft.com/office/drawing/2017/model3d" xmlns:o="urn:schemas-microsoft-com:office:office" xmlns:oel="http://schemas.microsoft.com/office/2019/extlst" xmlns:r="http://schemas.openxmlformats.org/officeDocument/2006/relationships" xmlns:m="http://schemas.openxmlformats.org/officeDocument/2006/math" xmlns:v="urn:schemas-microsoft-com:vml" xmlns:wp14="http://schemas.microsoft.com/office/word/2010/wordprocessingDrawing" xmlns:wp="http://schemas.openxmlformats.org/drawingml/2006/wordprocessingDrawing" xmlns:w10="urn:schemas-microsoft-com:office:word" xmlns:w="http://schemas.openxmlformats.org/wordprocessingml/2006/main" xmlns:w14="http://schemas.microsoft.com/office/word/2010/wordml" xmlns:w15="http://schemas.microsoft.com/office/word/2012/wordml" xmlns:w16cex="http://schemas.microsoft.com/office/word/2018/wordml/cex" xmlns:w16cid="http://schemas.microsoft.com/office/word/2016/wordml/cid" xmlns:w16="http://schemas.microsoft.com/office/word/2018/wordml" xmlns:w16du="http://schemas.microsoft.com/office/word/2023/wordml/word16du" xmlns:w16sdtdh="http://schemas.microsoft.com/office/word/2020/wordml/sdtdatahash" xmlns:w16sdtfl="http://schemas.microsoft.com/office/word/2024/wordml/sdtformatlock" xmlns:w16se="http://schemas.microsoft.com/office/word/2015/wordml/symex" xmlns:wpg="http://schemas.microsoft.com/office/word/2010/wordprocessingGroup" xmlns:wpi="http://schemas.microsoft.com/office/word/2010/wordprocessingInk" xmlns:wne="http://schemas.microsoft.com/office/word/2006/wordml" xmlns:wps="http://schemas.microsoft.com/office/word/2010/wordprocessingShape" mc:Ignorable="w14 w15 w16se w16cid w16 w16cex w16sdtdh w16sdtfl w16du wp14">
+<w:endnotes xmlns:wpc="http://schemas.microsoft.com/office/word/2010/wordprocessingCanvas" xmlns:cx="http://schemas.microsoft.com/office/drawing/2014/chartex" xmlns:cx1="http://schemas.microsoft.com/office/drawing/2015/9/8/chartex" xmlns:cx2="http://schemas.microsoft.com/office/drawing/2015/10/21/chartex" xmlns:cx3="http://schemas.microsoft.com/office/drawing/2016/5/9/chartex" xmlns:cx4="http://schemas.microsoft.com/office/drawing/2016/5/10/chartex" xmlns:cx5="http://schemas.microsoft.com/office/drawing/2016/5/11/chartex" xmlns:cx6="http://schemas.microsoft.com/office/drawing/2016/5/12/chartex" xmlns:cx7="http://schemas.microsoft.com/office/drawing/2016/5/13/chartex" xmlns:cx8="http://schemas.microsoft.com/office/drawing/2016/5/14/chartex" xmlns:mc="http://schemas.openxmlformats.org/markup-compatibility/2006" xmlns:m="http://schemas.openxmlformats.org/officeDocument/2006/math" xmlns:aink="http://schemas.microsoft.com/office/drawing/2016/ink" xmlns:am3d="http://schemas.microsoft.com/office/drawing/2017/model3d" xmlns:oel="http://schemas.microsoft.com/office/2019/extlst" xmlns:r="http://schemas.openxmlformats.org/officeDocument/2006/relationships" xmlns:wp14="http://schemas.microsoft.com/office/word/2010/wordprocessingDrawing" xmlns:wp="http://schemas.openxmlformats.org/drawingml/2006/wordprocessingDrawing" xmlns:wpg="http://schemas.microsoft.com/office/word/2010/wordprocessingGroup" xmlns:wpi="http://schemas.microsoft.com/office/word/2010/wordprocessingInk" xmlns:wps="http://schemas.microsoft.com/office/word/2010/wordprocessingShape" xmlns:o="urn:schemas-microsoft-com:office:office" xmlns:v="urn:schemas-microsoft-com:vml" xmlns:w10="urn:schemas-microsoft-com:office:word" xmlns:w="http://schemas.openxmlformats.org/wordprocessingml/2006/main" xmlns:w14="http://schemas.microsoft.com/office/word/2010/wordml" xmlns:w15="http://schemas.microsoft.com/office/word/2012/wordml" xmlns:w16cex="http://schemas.microsoft.com/office/word/2018/wordml/cex" xmlns:w16cid="http://schemas.microsoft.com/office/word/2016/wordml/cid" xmlns:w16="http://schemas.microsoft.com/office/word/2018/wordml" xmlns:w16sdtdh="http://schemas.microsoft.com/office/word/2020/wordml/sdtdatahash" xmlns:w16sdtfl="http://schemas.microsoft.com/office/word/2024/wordml/sdtformatlock" xmlns:w16se="http://schemas.microsoft.com/office/word/2015/wordml/symex" xmlns:w16du="http://schemas.microsoft.com/office/word/2023/wordml/word16du" xmlns:wne="http://schemas.microsoft.com/office/word/2006/wordml" mc:Ignorable="w14 w15 w16se w16cid w16 w16cex w16sdtdh w16sdtfl w16du wp14">
   <w:endnote w:type="separator" w:id="-1">
     <w:p>
       <w:pPr>
@@ -1740,7 +1805,7 @@
 </file>
 
 <file path=word/footer1.xml><?xml version="1.0" encoding="utf-8"?>
-<w:ftr xmlns:wpc="http://schemas.microsoft.com/office/word/2010/wordprocessingCanvas" xmlns:cx="http://schemas.microsoft.com/office/drawing/2014/chartex" xmlns:cx1="http://schemas.microsoft.com/office/drawing/2015/9/8/chartex" xmlns:cx2="http://schemas.microsoft.com/office/drawing/2015/10/21/chartex" xmlns:cx3="http://schemas.microsoft.com/office/drawing/2016/5/9/chartex" xmlns:cx4="http://schemas.microsoft.com/office/drawing/2016/5/10/chartex" xmlns:cx5="http://schemas.microsoft.com/office/drawing/2016/5/11/chartex" xmlns:cx6="http://schemas.microsoft.com/office/drawing/2016/5/12/chartex" xmlns:cx7="http://schemas.microsoft.com/office/drawing/2016/5/13/chartex" xmlns:cx8="http://schemas.microsoft.com/office/drawing/2016/5/14/chartex" xmlns:mc="http://schemas.openxmlformats.org/markup-compatibility/2006" xmlns:aink="http://schemas.microsoft.com/office/drawing/2016/ink" xmlns:am3d="http://schemas.microsoft.com/office/drawing/2017/model3d" xmlns:o="urn:schemas-microsoft-com:office:office" xmlns:oel="http://schemas.microsoft.com/office/2019/extlst" xmlns:r="http://schemas.openxmlformats.org/officeDocument/2006/relationships" xmlns:m="http://schemas.openxmlformats.org/officeDocument/2006/math" xmlns:v="urn:schemas-microsoft-com:vml" xmlns:wp14="http://schemas.microsoft.com/office/word/2010/wordprocessingDrawing" xmlns:wp="http://schemas.openxmlformats.org/drawingml/2006/wordprocessingDrawing" xmlns:w10="urn:schemas-microsoft-com:office:word" xmlns:w="http://schemas.openxmlformats.org/wordprocessingml/2006/main" xmlns:w14="http://schemas.microsoft.com/office/word/2010/wordml" xmlns:w15="http://schemas.microsoft.com/office/word/2012/wordml" xmlns:w16cex="http://schemas.microsoft.com/office/word/2018/wordml/cex" xmlns:w16cid="http://schemas.microsoft.com/office/word/2016/wordml/cid" xmlns:w16="http://schemas.microsoft.com/office/word/2018/wordml" xmlns:w16du="http://schemas.microsoft.com/office/word/2023/wordml/word16du" xmlns:w16sdtdh="http://schemas.microsoft.com/office/word/2020/wordml/sdtdatahash" xmlns:w16sdtfl="http://schemas.microsoft.com/office/word/2024/wordml/sdtformatlock" xmlns:w16se="http://schemas.microsoft.com/office/word/2015/wordml/symex" xmlns:wpg="http://schemas.microsoft.com/office/word/2010/wordprocessingGroup" xmlns:wpi="http://schemas.microsoft.com/office/word/2010/wordprocessingInk" xmlns:wne="http://schemas.microsoft.com/office/word/2006/wordml" xmlns:wps="http://schemas.microsoft.com/office/word/2010/wordprocessingShape" mc:Ignorable="w14 w15 w16se w16cid w16 w16cex w16sdtdh w16sdtfl w16du wp14">
+<w:ftr xmlns:wpc="http://schemas.microsoft.com/office/word/2010/wordprocessingCanvas" xmlns:cx="http://schemas.microsoft.com/office/drawing/2014/chartex" xmlns:cx1="http://schemas.microsoft.com/office/drawing/2015/9/8/chartex" xmlns:cx2="http://schemas.microsoft.com/office/drawing/2015/10/21/chartex" xmlns:cx3="http://schemas.microsoft.com/office/drawing/2016/5/9/chartex" xmlns:cx4="http://schemas.microsoft.com/office/drawing/2016/5/10/chartex" xmlns:cx5="http://schemas.microsoft.com/office/drawing/2016/5/11/chartex" xmlns:cx6="http://schemas.microsoft.com/office/drawing/2016/5/12/chartex" xmlns:cx7="http://schemas.microsoft.com/office/drawing/2016/5/13/chartex" xmlns:cx8="http://schemas.microsoft.com/office/drawing/2016/5/14/chartex" xmlns:mc="http://schemas.openxmlformats.org/markup-compatibility/2006" xmlns:m="http://schemas.openxmlformats.org/officeDocument/2006/math" xmlns:aink="http://schemas.microsoft.com/office/drawing/2016/ink" xmlns:am3d="http://schemas.microsoft.com/office/drawing/2017/model3d" xmlns:oel="http://schemas.microsoft.com/office/2019/extlst" xmlns:r="http://schemas.openxmlformats.org/officeDocument/2006/relationships" xmlns:wp14="http://schemas.microsoft.com/office/word/2010/wordprocessingDrawing" xmlns:wp="http://schemas.openxmlformats.org/drawingml/2006/wordprocessingDrawing" xmlns:wpg="http://schemas.microsoft.com/office/word/2010/wordprocessingGroup" xmlns:wpi="http://schemas.microsoft.com/office/word/2010/wordprocessingInk" xmlns:wps="http://schemas.microsoft.com/office/word/2010/wordprocessingShape" xmlns:o="urn:schemas-microsoft-com:office:office" xmlns:v="urn:schemas-microsoft-com:vml" xmlns:w10="urn:schemas-microsoft-com:office:word" xmlns:w="http://schemas.openxmlformats.org/wordprocessingml/2006/main" xmlns:w14="http://schemas.microsoft.com/office/word/2010/wordml" xmlns:w15="http://schemas.microsoft.com/office/word/2012/wordml" xmlns:w16cex="http://schemas.microsoft.com/office/word/2018/wordml/cex" xmlns:w16cid="http://schemas.microsoft.com/office/word/2016/wordml/cid" xmlns:w16="http://schemas.microsoft.com/office/word/2018/wordml" xmlns:w16sdtdh="http://schemas.microsoft.com/office/word/2020/wordml/sdtdatahash" xmlns:w16sdtfl="http://schemas.microsoft.com/office/word/2024/wordml/sdtformatlock" xmlns:w16se="http://schemas.microsoft.com/office/word/2015/wordml/symex" xmlns:w16du="http://schemas.microsoft.com/office/word/2023/wordml/word16du" xmlns:wne="http://schemas.microsoft.com/office/word/2006/wordml" mc:Ignorable="w14 w15 w16se w16cid w16 w16cex w16sdtdh w16sdtfl w16du wp14">
   <w:p>
     <w:pPr>
       <w:pStyle w:val="Footer"/>
@@ -1750,7 +1815,7 @@
 </file>
 
 <file path=word/footer2.xml><?xml version="1.0" encoding="utf-8"?>
-<w:ftr xmlns:wpc="http://schemas.microsoft.com/office/word/2010/wordprocessingCanvas" xmlns:cx="http://schemas.microsoft.com/office/drawing/2014/chartex" xmlns:cx1="http://schemas.microsoft.com/office/drawing/2015/9/8/chartex" xmlns:cx2="http://schemas.microsoft.com/office/drawing/2015/10/21/chartex" xmlns:cx3="http://schemas.microsoft.com/office/drawing/2016/5/9/chartex" xmlns:cx4="http://schemas.microsoft.com/office/drawing/2016/5/10/chartex" xmlns:cx5="http://schemas.microsoft.com/office/drawing/2016/5/11/chartex" xmlns:cx6="http://schemas.microsoft.com/office/drawing/2016/5/12/chartex" xmlns:cx7="http://schemas.microsoft.com/office/drawing/2016/5/13/chartex" xmlns:cx8="http://schemas.microsoft.com/office/drawing/2016/5/14/chartex" xmlns:mc="http://schemas.openxmlformats.org/markup-compatibility/2006" xmlns:aink="http://schemas.microsoft.com/office/drawing/2016/ink" xmlns:am3d="http://schemas.microsoft.com/office/drawing/2017/model3d" xmlns:o="urn:schemas-microsoft-com:office:office" xmlns:oel="http://schemas.microsoft.com/office/2019/extlst" xmlns:r="http://schemas.openxmlformats.org/officeDocument/2006/relationships" xmlns:m="http://schemas.openxmlformats.org/officeDocument/2006/math" xmlns:v="urn:schemas-microsoft-com:vml" xmlns:wp14="http://schemas.microsoft.com/office/word/2010/wordprocessingDrawing" xmlns:wp="http://schemas.openxmlformats.org/drawingml/2006/wordprocessingDrawing" xmlns:w10="urn:schemas-microsoft-com:office:word" xmlns:w="http://schemas.openxmlformats.org/wordprocessingml/2006/main" xmlns:w14="http://schemas.microsoft.com/office/word/2010/wordml" xmlns:w15="http://schemas.microsoft.com/office/word/2012/wordml" xmlns:w16cex="http://schemas.microsoft.com/office/word/2018/wordml/cex" xmlns:w16cid="http://schemas.microsoft.com/office/word/2016/wordml/cid" xmlns:w16="http://schemas.microsoft.com/office/word/2018/wordml" xmlns:w16du="http://schemas.microsoft.com/office/word/2023/wordml/word16du" xmlns:w16sdtdh="http://schemas.microsoft.com/office/word/2020/wordml/sdtdatahash" xmlns:w16sdtfl="http://schemas.microsoft.com/office/word/2024/wordml/sdtformatlock" xmlns:w16se="http://schemas.microsoft.com/office/word/2015/wordml/symex" xmlns:wpg="http://schemas.microsoft.com/office/word/2010/wordprocessingGroup" xmlns:wpi="http://schemas.microsoft.com/office/word/2010/wordprocessingInk" xmlns:wne="http://schemas.microsoft.com/office/word/2006/wordml" xmlns:wps="http://schemas.microsoft.com/office/word/2010/wordprocessingShape" mc:Ignorable="w14 w15 w16se w16cid w16 w16cex w16sdtdh w16sdtfl w16du wp14">
+<w:ftr xmlns:wpc="http://schemas.microsoft.com/office/word/2010/wordprocessingCanvas" xmlns:cx="http://schemas.microsoft.com/office/drawing/2014/chartex" xmlns:cx1="http://schemas.microsoft.com/office/drawing/2015/9/8/chartex" xmlns:cx2="http://schemas.microsoft.com/office/drawing/2015/10/21/chartex" xmlns:cx3="http://schemas.microsoft.com/office/drawing/2016/5/9/chartex" xmlns:cx4="http://schemas.microsoft.com/office/drawing/2016/5/10/chartex" xmlns:cx5="http://schemas.microsoft.com/office/drawing/2016/5/11/chartex" xmlns:cx6="http://schemas.microsoft.com/office/drawing/2016/5/12/chartex" xmlns:cx7="http://schemas.microsoft.com/office/drawing/2016/5/13/chartex" xmlns:cx8="http://schemas.microsoft.com/office/drawing/2016/5/14/chartex" xmlns:mc="http://schemas.openxmlformats.org/markup-compatibility/2006" xmlns:m="http://schemas.openxmlformats.org/officeDocument/2006/math" xmlns:aink="http://schemas.microsoft.com/office/drawing/2016/ink" xmlns:am3d="http://schemas.microsoft.com/office/drawing/2017/model3d" xmlns:oel="http://schemas.microsoft.com/office/2019/extlst" xmlns:r="http://schemas.openxmlformats.org/officeDocument/2006/relationships" xmlns:wp14="http://schemas.microsoft.com/office/word/2010/wordprocessingDrawing" xmlns:wp="http://schemas.openxmlformats.org/drawingml/2006/wordprocessingDrawing" xmlns:wpg="http://schemas.microsoft.com/office/word/2010/wordprocessingGroup" xmlns:wpi="http://schemas.microsoft.com/office/word/2010/wordprocessingInk" xmlns:wps="http://schemas.microsoft.com/office/word/2010/wordprocessingShape" xmlns:o="urn:schemas-microsoft-com:office:office" xmlns:v="urn:schemas-microsoft-com:vml" xmlns:w10="urn:schemas-microsoft-com:office:word" xmlns:w="http://schemas.openxmlformats.org/wordprocessingml/2006/main" xmlns:w14="http://schemas.microsoft.com/office/word/2010/wordml" xmlns:w15="http://schemas.microsoft.com/office/word/2012/wordml" xmlns:w16cex="http://schemas.microsoft.com/office/word/2018/wordml/cex" xmlns:w16cid="http://schemas.microsoft.com/office/word/2016/wordml/cid" xmlns:w16="http://schemas.microsoft.com/office/word/2018/wordml" xmlns:w16sdtdh="http://schemas.microsoft.com/office/word/2020/wordml/sdtdatahash" xmlns:w16sdtfl="http://schemas.microsoft.com/office/word/2024/wordml/sdtformatlock" xmlns:w16se="http://schemas.microsoft.com/office/word/2015/wordml/symex" xmlns:w16du="http://schemas.microsoft.com/office/word/2023/wordml/word16du" xmlns:wne="http://schemas.microsoft.com/office/word/2006/wordml" mc:Ignorable="w14 w15 w16se w16cid w16 w16cex w16sdtdh w16sdtfl w16du wp14">
   <w:p>
     <w:pPr>
       <w:spacing w:after="0"/>
@@ -1920,7 +1985,7 @@
 </file>
 
 <file path=word/footer3.xml><?xml version="1.0" encoding="utf-8"?>
-<w:ftr xmlns:wpc="http://schemas.microsoft.com/office/word/2010/wordprocessingCanvas" xmlns:cx="http://schemas.microsoft.com/office/drawing/2014/chartex" xmlns:cx1="http://schemas.microsoft.com/office/drawing/2015/9/8/chartex" xmlns:cx2="http://schemas.microsoft.com/office/drawing/2015/10/21/chartex" xmlns:cx3="http://schemas.microsoft.com/office/drawing/2016/5/9/chartex" xmlns:cx4="http://schemas.microsoft.com/office/drawing/2016/5/10/chartex" xmlns:cx5="http://schemas.microsoft.com/office/drawing/2016/5/11/chartex" xmlns:cx6="http://schemas.microsoft.com/office/drawing/2016/5/12/chartex" xmlns:cx7="http://schemas.microsoft.com/office/drawing/2016/5/13/chartex" xmlns:cx8="http://schemas.microsoft.com/office/drawing/2016/5/14/chartex" xmlns:mc="http://schemas.openxmlformats.org/markup-compatibility/2006" xmlns:aink="http://schemas.microsoft.com/office/drawing/2016/ink" xmlns:am3d="http://schemas.microsoft.com/office/drawing/2017/model3d" xmlns:o="urn:schemas-microsoft-com:office:office" xmlns:oel="http://schemas.microsoft.com/office/2019/extlst" xmlns:r="http://schemas.openxmlformats.org/officeDocument/2006/relationships" xmlns:m="http://schemas.openxmlformats.org/officeDocument/2006/math" xmlns:v="urn:schemas-microsoft-com:vml" xmlns:wp14="http://schemas.microsoft.com/office/word/2010/wordprocessingDrawing" xmlns:wp="http://schemas.openxmlformats.org/drawingml/2006/wordprocessingDrawing" xmlns:w10="urn:schemas-microsoft-com:office:word" xmlns:w="http://schemas.openxmlformats.org/wordprocessingml/2006/main" xmlns:w14="http://schemas.microsoft.com/office/word/2010/wordml" xmlns:w15="http://schemas.microsoft.com/office/word/2012/wordml" xmlns:w16cex="http://schemas.microsoft.com/office/word/2018/wordml/cex" xmlns:w16cid="http://schemas.microsoft.com/office/word/2016/wordml/cid" xmlns:w16="http://schemas.microsoft.com/office/word/2018/wordml" xmlns:w16du="http://schemas.microsoft.com/office/word/2023/wordml/word16du" xmlns:w16sdtdh="http://schemas.microsoft.com/office/word/2020/wordml/sdtdatahash" xmlns:w16sdtfl="http://schemas.microsoft.com/office/word/2024/wordml/sdtformatlock" xmlns:w16se="http://schemas.microsoft.com/office/word/2015/wordml/symex" xmlns:wpg="http://schemas.microsoft.com/office/word/2010/wordprocessingGroup" xmlns:wpi="http://schemas.microsoft.com/office/word/2010/wordprocessingInk" xmlns:wne="http://schemas.microsoft.com/office/word/2006/wordml" xmlns:wps="http://schemas.microsoft.com/office/word/2010/wordprocessingShape" mc:Ignorable="w14 w15 w16se w16cid w16 w16cex w16sdtdh w16sdtfl w16du wp14">
+<w:ftr xmlns:wpc="http://schemas.microsoft.com/office/word/2010/wordprocessingCanvas" xmlns:cx="http://schemas.microsoft.com/office/drawing/2014/chartex" xmlns:cx1="http://schemas.microsoft.com/office/drawing/2015/9/8/chartex" xmlns:cx2="http://schemas.microsoft.com/office/drawing/2015/10/21/chartex" xmlns:cx3="http://schemas.microsoft.com/office/drawing/2016/5/9/chartex" xmlns:cx4="http://schemas.microsoft.com/office/drawing/2016/5/10/chartex" xmlns:cx5="http://schemas.microsoft.com/office/drawing/2016/5/11/chartex" xmlns:cx6="http://schemas.microsoft.com/office/drawing/2016/5/12/chartex" xmlns:cx7="http://schemas.microsoft.com/office/drawing/2016/5/13/chartex" xmlns:cx8="http://schemas.microsoft.com/office/drawing/2016/5/14/chartex" xmlns:mc="http://schemas.openxmlformats.org/markup-compatibility/2006" xmlns:m="http://schemas.openxmlformats.org/officeDocument/2006/math" xmlns:aink="http://schemas.microsoft.com/office/drawing/2016/ink" xmlns:am3d="http://schemas.microsoft.com/office/drawing/2017/model3d" xmlns:oel="http://schemas.microsoft.com/office/2019/extlst" xmlns:r="http://schemas.openxmlformats.org/officeDocument/2006/relationships" xmlns:wp14="http://schemas.microsoft.com/office/word/2010/wordprocessingDrawing" xmlns:wp="http://schemas.openxmlformats.org/drawingml/2006/wordprocessingDrawing" xmlns:wpg="http://schemas.microsoft.com/office/word/2010/wordprocessingGroup" xmlns:wpi="http://schemas.microsoft.com/office/word/2010/wordprocessingInk" xmlns:wps="http://schemas.microsoft.com/office/word/2010/wordprocessingShape" xmlns:o="urn:schemas-microsoft-com:office:office" xmlns:v="urn:schemas-microsoft-com:vml" xmlns:w10="urn:schemas-microsoft-com:office:word" xmlns:w="http://schemas.openxmlformats.org/wordprocessingml/2006/main" xmlns:w14="http://schemas.microsoft.com/office/word/2010/wordml" xmlns:w15="http://schemas.microsoft.com/office/word/2012/wordml" xmlns:w16cex="http://schemas.microsoft.com/office/word/2018/wordml/cex" xmlns:w16cid="http://schemas.microsoft.com/office/word/2016/wordml/cid" xmlns:w16="http://schemas.microsoft.com/office/word/2018/wordml" xmlns:w16sdtdh="http://schemas.microsoft.com/office/word/2020/wordml/sdtdatahash" xmlns:w16sdtfl="http://schemas.microsoft.com/office/word/2024/wordml/sdtformatlock" xmlns:w16se="http://schemas.microsoft.com/office/word/2015/wordml/symex" xmlns:w16du="http://schemas.microsoft.com/office/word/2023/wordml/word16du" xmlns:wne="http://schemas.microsoft.com/office/word/2006/wordml" mc:Ignorable="w14 w15 w16se w16cid w16 w16cex w16sdtdh w16sdtfl w16du wp14">
   <w:p>
     <w:pPr>
       <w:spacing w:after="0"/>
@@ -2140,7 +2205,7 @@
 </file>
 
 <file path=word/footnotes.xml><?xml version="1.0" encoding="utf-8"?>
-<w:footnotes xmlns:wpc="http://schemas.microsoft.com/office/word/2010/wordprocessingCanvas" xmlns:cx="http://schemas.microsoft.com/office/drawing/2014/chartex" xmlns:cx1="http://schemas.microsoft.com/office/drawing/2015/9/8/chartex" xmlns:cx2="http://schemas.microsoft.com/office/drawing/2015/10/21/chartex" xmlns:cx3="http://schemas.microsoft.com/office/drawing/2016/5/9/chartex" xmlns:cx4="http://schemas.microsoft.com/office/drawing/2016/5/10/chartex" xmlns:cx5="http://schemas.microsoft.com/office/drawing/2016/5/11/chartex" xmlns:cx6="http://schemas.microsoft.com/office/drawing/2016/5/12/chartex" xmlns:cx7="http://schemas.microsoft.com/office/drawing/2016/5/13/chartex" xmlns:cx8="http://schemas.microsoft.com/office/drawing/2016/5/14/chartex" xmlns:mc="http://schemas.openxmlformats.org/markup-compatibility/2006" xmlns:aink="http://schemas.microsoft.com/office/drawing/2016/ink" xmlns:am3d="http://schemas.microsoft.com/office/drawing/2017/model3d" xmlns:o="urn:schemas-microsoft-com:office:office" xmlns:oel="http://schemas.microsoft.com/office/2019/extlst" xmlns:r="http://schemas.openxmlformats.org/officeDocument/2006/relationships" xmlns:m="http://schemas.openxmlformats.org/officeDocument/2006/math" xmlns:v="urn:schemas-microsoft-com:vml" xmlns:wp14="http://schemas.microsoft.com/office/word/2010/wordprocessingDrawing" xmlns:wp="http://schemas.openxmlformats.org/drawingml/2006/wordprocessingDrawing" xmlns:w10="urn:schemas-microsoft-com:office:word" xmlns:w="http://schemas.openxmlformats.org/wordprocessingml/2006/main" xmlns:w14="http://schemas.microsoft.com/office/word/2010/wordml" xmlns:w15="http://schemas.microsoft.com/office/word/2012/wordml" xmlns:w16cex="http://schemas.microsoft.com/office/word/2018/wordml/cex" xmlns:w16cid="http://schemas.microsoft.com/office/word/2016/wordml/cid" xmlns:w16="http://schemas.microsoft.com/office/word/2018/wordml" xmlns:w16du="http://schemas.microsoft.com/office/word/2023/wordml/word16du" xmlns:w16sdtdh="http://schemas.microsoft.com/office/word/2020/wordml/sdtdatahash" xmlns:w16sdtfl="http://schemas.microsoft.com/office/word/2024/wordml/sdtformatlock" xmlns:w16se="http://schemas.microsoft.com/office/word/2015/wordml/symex" xmlns:wpg="http://schemas.microsoft.com/office/word/2010/wordprocessingGroup" xmlns:wpi="http://schemas.microsoft.com/office/word/2010/wordprocessingInk" xmlns:wne="http://schemas.microsoft.com/office/word/2006/wordml" xmlns:wps="http://schemas.microsoft.com/office/word/2010/wordprocessingShape" mc:Ignorable="w14 w15 w16se w16cid w16 w16cex w16sdtdh w16sdtfl w16du wp14">
+<w:footnotes xmlns:wpc="http://schemas.microsoft.com/office/word/2010/wordprocessingCanvas" xmlns:cx="http://schemas.microsoft.com/office/drawing/2014/chartex" xmlns:cx1="http://schemas.microsoft.com/office/drawing/2015/9/8/chartex" xmlns:cx2="http://schemas.microsoft.com/office/drawing/2015/10/21/chartex" xmlns:cx3="http://schemas.microsoft.com/office/drawing/2016/5/9/chartex" xmlns:cx4="http://schemas.microsoft.com/office/drawing/2016/5/10/chartex" xmlns:cx5="http://schemas.microsoft.com/office/drawing/2016/5/11/chartex" xmlns:cx6="http://schemas.microsoft.com/office/drawing/2016/5/12/chartex" xmlns:cx7="http://schemas.microsoft.com/office/drawing/2016/5/13/chartex" xmlns:cx8="http://schemas.microsoft.com/office/drawing/2016/5/14/chartex" xmlns:mc="http://schemas.openxmlformats.org/markup-compatibility/2006" xmlns:m="http://schemas.openxmlformats.org/officeDocument/2006/math" xmlns:aink="http://schemas.microsoft.com/office/drawing/2016/ink" xmlns:am3d="http://schemas.microsoft.com/office/drawing/2017/model3d" xmlns:oel="http://schemas.microsoft.com/office/2019/extlst" xmlns:r="http://schemas.openxmlformats.org/officeDocument/2006/relationships" xmlns:wp14="http://schemas.microsoft.com/office/word/2010/wordprocessingDrawing" xmlns:wp="http://schemas.openxmlformats.org/drawingml/2006/wordprocessingDrawing" xmlns:wpg="http://schemas.microsoft.com/office/word/2010/wordprocessingGroup" xmlns:wpi="http://schemas.microsoft.com/office/word/2010/wordprocessingInk" xmlns:wps="http://schemas.microsoft.com/office/word/2010/wordprocessingShape" xmlns:o="urn:schemas-microsoft-com:office:office" xmlns:v="urn:schemas-microsoft-com:vml" xmlns:w10="urn:schemas-microsoft-com:office:word" xmlns:w="http://schemas.openxmlformats.org/wordprocessingml/2006/main" xmlns:w14="http://schemas.microsoft.com/office/word/2010/wordml" xmlns:w15="http://schemas.microsoft.com/office/word/2012/wordml" xmlns:w16cex="http://schemas.microsoft.com/office/word/2018/wordml/cex" xmlns:w16cid="http://schemas.microsoft.com/office/word/2016/wordml/cid" xmlns:w16="http://schemas.microsoft.com/office/word/2018/wordml" xmlns:w16sdtdh="http://schemas.microsoft.com/office/word/2020/wordml/sdtdatahash" xmlns:w16sdtfl="http://schemas.microsoft.com/office/word/2024/wordml/sdtformatlock" xmlns:w16se="http://schemas.microsoft.com/office/word/2015/wordml/symex" xmlns:w16du="http://schemas.microsoft.com/office/word/2023/wordml/word16du" xmlns:wne="http://schemas.microsoft.com/office/word/2006/wordml" mc:Ignorable="w14 w15 w16se w16cid w16 w16cex w16sdtdh w16sdtfl w16du wp14">
   <w:footnote w:type="separator" w:id="-1">
     <w:p>
       <w:pPr>
@@ -2165,7 +2230,7 @@
 </file>
 
 <file path=word/header1.xml><?xml version="1.0" encoding="utf-8"?>
-<w:hdr xmlns:wpc="http://schemas.microsoft.com/office/word/2010/wordprocessingCanvas" xmlns:cx="http://schemas.microsoft.com/office/drawing/2014/chartex" xmlns:cx1="http://schemas.microsoft.com/office/drawing/2015/9/8/chartex" xmlns:cx2="http://schemas.microsoft.com/office/drawing/2015/10/21/chartex" xmlns:cx3="http://schemas.microsoft.com/office/drawing/2016/5/9/chartex" xmlns:cx4="http://schemas.microsoft.com/office/drawing/2016/5/10/chartex" xmlns:cx5="http://schemas.microsoft.com/office/drawing/2016/5/11/chartex" xmlns:cx6="http://schemas.microsoft.com/office/drawing/2016/5/12/chartex" xmlns:cx7="http://schemas.microsoft.com/office/drawing/2016/5/13/chartex" xmlns:cx8="http://schemas.microsoft.com/office/drawing/2016/5/14/chartex" xmlns:mc="http://schemas.openxmlformats.org/markup-compatibility/2006" xmlns:aink="http://schemas.microsoft.com/office/drawing/2016/ink" xmlns:am3d="http://schemas.microsoft.com/office/drawing/2017/model3d" xmlns:o="urn:schemas-microsoft-com:office:office" xmlns:oel="http://schemas.microsoft.com/office/2019/extlst" xmlns:r="http://schemas.openxmlformats.org/officeDocument/2006/relationships" xmlns:m="http://schemas.openxmlformats.org/officeDocument/2006/math" xmlns:v="urn:schemas-microsoft-com:vml" xmlns:wp14="http://schemas.microsoft.com/office/word/2010/wordprocessingDrawing" xmlns:wp="http://schemas.openxmlformats.org/drawingml/2006/wordprocessingDrawing" xmlns:w10="urn:schemas-microsoft-com:office:word" xmlns:w="http://schemas.openxmlformats.org/wordprocessingml/2006/main" xmlns:w14="http://schemas.microsoft.com/office/word/2010/wordml" xmlns:w15="http://schemas.microsoft.com/office/word/2012/wordml" xmlns:w16cex="http://schemas.microsoft.com/office/word/2018/wordml/cex" xmlns:w16cid="http://schemas.microsoft.com/office/word/2016/wordml/cid" xmlns:w16="http://schemas.microsoft.com/office/word/2018/wordml" xmlns:w16du="http://schemas.microsoft.com/office/word/2023/wordml/word16du" xmlns:w16sdtdh="http://schemas.microsoft.com/office/word/2020/wordml/sdtdatahash" xmlns:w16sdtfl="http://schemas.microsoft.com/office/word/2024/wordml/sdtformatlock" xmlns:w16se="http://schemas.microsoft.com/office/word/2015/wordml/symex" xmlns:wpg="http://schemas.microsoft.com/office/word/2010/wordprocessingGroup" xmlns:wpi="http://schemas.microsoft.com/office/word/2010/wordprocessingInk" xmlns:wne="http://schemas.microsoft.com/office/word/2006/wordml" xmlns:wps="http://schemas.microsoft.com/office/word/2010/wordprocessingShape" mc:Ignorable="w14 w15 w16se w16cid w16 w16cex w16sdtdh w16sdtfl w16du wp14">
+<w:hdr xmlns:wpc="http://schemas.microsoft.com/office/word/2010/wordprocessingCanvas" xmlns:cx="http://schemas.microsoft.com/office/drawing/2014/chartex" xmlns:cx1="http://schemas.microsoft.com/office/drawing/2015/9/8/chartex" xmlns:cx2="http://schemas.microsoft.com/office/drawing/2015/10/21/chartex" xmlns:cx3="http://schemas.microsoft.com/office/drawing/2016/5/9/chartex" xmlns:cx4="http://schemas.microsoft.com/office/drawing/2016/5/10/chartex" xmlns:cx5="http://schemas.microsoft.com/office/drawing/2016/5/11/chartex" xmlns:cx6="http://schemas.microsoft.com/office/drawing/2016/5/12/chartex" xmlns:cx7="http://schemas.microsoft.com/office/drawing/2016/5/13/chartex" xmlns:cx8="http://schemas.microsoft.com/office/drawing/2016/5/14/chartex" xmlns:mc="http://schemas.openxmlformats.org/markup-compatibility/2006" xmlns:m="http://schemas.openxmlformats.org/officeDocument/2006/math" xmlns:aink="http://schemas.microsoft.com/office/drawing/2016/ink" xmlns:am3d="http://schemas.microsoft.com/office/drawing/2017/model3d" xmlns:oel="http://schemas.microsoft.com/office/2019/extlst" xmlns:r="http://schemas.openxmlformats.org/officeDocument/2006/relationships" xmlns:wp14="http://schemas.microsoft.com/office/word/2010/wordprocessingDrawing" xmlns:wp="http://schemas.openxmlformats.org/drawingml/2006/wordprocessingDrawing" xmlns:wpg="http://schemas.microsoft.com/office/word/2010/wordprocessingGroup" xmlns:wpi="http://schemas.microsoft.com/office/word/2010/wordprocessingInk" xmlns:wps="http://schemas.microsoft.com/office/word/2010/wordprocessingShape" xmlns:o="urn:schemas-microsoft-com:office:office" xmlns:v="urn:schemas-microsoft-com:vml" xmlns:w10="urn:schemas-microsoft-com:office:word" xmlns:w="http://schemas.openxmlformats.org/wordprocessingml/2006/main" xmlns:w14="http://schemas.microsoft.com/office/word/2010/wordml" xmlns:w15="http://schemas.microsoft.com/office/word/2012/wordml" xmlns:w16cex="http://schemas.microsoft.com/office/word/2018/wordml/cex" xmlns:w16cid="http://schemas.microsoft.com/office/word/2016/wordml/cid" xmlns:w16="http://schemas.microsoft.com/office/word/2018/wordml" xmlns:w16sdtdh="http://schemas.microsoft.com/office/word/2020/wordml/sdtdatahash" xmlns:w16sdtfl="http://schemas.microsoft.com/office/word/2024/wordml/sdtformatlock" xmlns:w16se="http://schemas.microsoft.com/office/word/2015/wordml/symex" xmlns:w16du="http://schemas.microsoft.com/office/word/2023/wordml/word16du" xmlns:wne="http://schemas.microsoft.com/office/word/2006/wordml" mc:Ignorable="w14 w15 w16se w16cid w16 w16cex w16sdtdh w16sdtfl w16du wp14">
   <w:p>
     <w:pPr>
       <w:pStyle w:val="Header"/>
@@ -2175,7 +2240,7 @@
 </file>
 
 <file path=word/header2.xml><?xml version="1.0" encoding="utf-8"?>
-<w:hdr xmlns:wpc="http://schemas.microsoft.com/office/word/2010/wordprocessingCanvas" xmlns:cx="http://schemas.microsoft.com/office/drawing/2014/chartex" xmlns:cx1="http://schemas.microsoft.com/office/drawing/2015/9/8/chartex" xmlns:cx2="http://schemas.microsoft.com/office/drawing/2015/10/21/chartex" xmlns:cx3="http://schemas.microsoft.com/office/drawing/2016/5/9/chartex" xmlns:cx4="http://schemas.microsoft.com/office/drawing/2016/5/10/chartex" xmlns:cx5="http://schemas.microsoft.com/office/drawing/2016/5/11/chartex" xmlns:cx6="http://schemas.microsoft.com/office/drawing/2016/5/12/chartex" xmlns:cx7="http://schemas.microsoft.com/office/drawing/2016/5/13/chartex" xmlns:cx8="http://schemas.microsoft.com/office/drawing/2016/5/14/chartex" xmlns:mc="http://schemas.openxmlformats.org/markup-compatibility/2006" xmlns:aink="http://schemas.microsoft.com/office/drawing/2016/ink" xmlns:am3d="http://schemas.microsoft.com/office/drawing/2017/model3d" xmlns:o="urn:schemas-microsoft-com:office:office" xmlns:oel="http://schemas.microsoft.com/office/2019/extlst" xmlns:r="http://schemas.openxmlformats.org/officeDocument/2006/relationships" xmlns:m="http://schemas.openxmlformats.org/officeDocument/2006/math" xmlns:v="urn:schemas-microsoft-com:vml" xmlns:wp14="http://schemas.microsoft.com/office/word/2010/wordprocessingDrawing" xmlns:wp="http://schemas.openxmlformats.org/drawingml/2006/wordprocessingDrawing" xmlns:w10="urn:schemas-microsoft-com:office:word" xmlns:w="http://schemas.openxmlformats.org/wordprocessingml/2006/main" xmlns:w14="http://schemas.microsoft.com/office/word/2010/wordml" xmlns:w15="http://schemas.microsoft.com/office/word/2012/wordml" xmlns:w16cex="http://schemas.microsoft.com/office/word/2018/wordml/cex" xmlns:w16cid="http://schemas.microsoft.com/office/word/2016/wordml/cid" xmlns:w16="http://schemas.microsoft.com/office/word/2018/wordml" xmlns:w16du="http://schemas.microsoft.com/office/word/2023/wordml/word16du" xmlns:w16sdtdh="http://schemas.microsoft.com/office/word/2020/wordml/sdtdatahash" xmlns:w16sdtfl="http://schemas.microsoft.com/office/word/2024/wordml/sdtformatlock" xmlns:w16se="http://schemas.microsoft.com/office/word/2015/wordml/symex" xmlns:wpg="http://schemas.microsoft.com/office/word/2010/wordprocessingGroup" xmlns:wpi="http://schemas.microsoft.com/office/word/2010/wordprocessingInk" xmlns:wne="http://schemas.microsoft.com/office/word/2006/wordml" xmlns:wps="http://schemas.microsoft.com/office/word/2010/wordprocessingShape" mc:Ignorable="w14 w15 w16se w16cid w16 w16cex w16sdtdh w16sdtfl w16du wp14">
+<w:hdr xmlns:wpc="http://schemas.microsoft.com/office/word/2010/wordprocessingCanvas" xmlns:cx="http://schemas.microsoft.com/office/drawing/2014/chartex" xmlns:cx1="http://schemas.microsoft.com/office/drawing/2015/9/8/chartex" xmlns:cx2="http://schemas.microsoft.com/office/drawing/2015/10/21/chartex" xmlns:cx3="http://schemas.microsoft.com/office/drawing/2016/5/9/chartex" xmlns:cx4="http://schemas.microsoft.com/office/drawing/2016/5/10/chartex" xmlns:cx5="http://schemas.microsoft.com/office/drawing/2016/5/11/chartex" xmlns:cx6="http://schemas.microsoft.com/office/drawing/2016/5/12/chartex" xmlns:cx7="http://schemas.microsoft.com/office/drawing/2016/5/13/chartex" xmlns:cx8="http://schemas.microsoft.com/office/drawing/2016/5/14/chartex" xmlns:mc="http://schemas.openxmlformats.org/markup-compatibility/2006" xmlns:m="http://schemas.openxmlformats.org/officeDocument/2006/math" xmlns:aink="http://schemas.microsoft.com/office/drawing/2016/ink" xmlns:am3d="http://schemas.microsoft.com/office/drawing/2017/model3d" xmlns:oel="http://schemas.microsoft.com/office/2019/extlst" xmlns:r="http://schemas.openxmlformats.org/officeDocument/2006/relationships" xmlns:wp14="http://schemas.microsoft.com/office/word/2010/wordprocessingDrawing" xmlns:wp="http://schemas.openxmlformats.org/drawingml/2006/wordprocessingDrawing" xmlns:wpg="http://schemas.microsoft.com/office/word/2010/wordprocessingGroup" xmlns:wpi="http://schemas.microsoft.com/office/word/2010/wordprocessingInk" xmlns:wps="http://schemas.microsoft.com/office/word/2010/wordprocessingShape" xmlns:o="urn:schemas-microsoft-com:office:office" xmlns:v="urn:schemas-microsoft-com:vml" xmlns:w10="urn:schemas-microsoft-com:office:word" xmlns:w="http://schemas.openxmlformats.org/wordprocessingml/2006/main" xmlns:w14="http://schemas.microsoft.com/office/word/2010/wordml" xmlns:w15="http://schemas.microsoft.com/office/word/2012/wordml" xmlns:w16cex="http://schemas.microsoft.com/office/word/2018/wordml/cex" xmlns:w16cid="http://schemas.microsoft.com/office/word/2016/wordml/cid" xmlns:w16="http://schemas.microsoft.com/office/word/2018/wordml" xmlns:w16sdtdh="http://schemas.microsoft.com/office/word/2020/wordml/sdtdatahash" xmlns:w16sdtfl="http://schemas.microsoft.com/office/word/2024/wordml/sdtformatlock" xmlns:w16se="http://schemas.microsoft.com/office/word/2015/wordml/symex" xmlns:w16du="http://schemas.microsoft.com/office/word/2023/wordml/word16du" xmlns:wne="http://schemas.microsoft.com/office/word/2006/wordml" mc:Ignorable="w14 w15 w16se w16cid w16 w16cex w16sdtdh w16sdtfl w16du wp14">
   <w:p>
     <w:pPr>
       <w:tabs>
@@ -2237,7 +2302,7 @@
 </file>
 
 <file path=word/header3.xml><?xml version="1.0" encoding="utf-8"?>
-<w:hdr xmlns:wpc="http://schemas.microsoft.com/office/word/2010/wordprocessingCanvas" xmlns:cx="http://schemas.microsoft.com/office/drawing/2014/chartex" xmlns:cx1="http://schemas.microsoft.com/office/drawing/2015/9/8/chartex" xmlns:cx2="http://schemas.microsoft.com/office/drawing/2015/10/21/chartex" xmlns:cx3="http://schemas.microsoft.com/office/drawing/2016/5/9/chartex" xmlns:cx4="http://schemas.microsoft.com/office/drawing/2016/5/10/chartex" xmlns:cx5="http://schemas.microsoft.com/office/drawing/2016/5/11/chartex" xmlns:cx6="http://schemas.microsoft.com/office/drawing/2016/5/12/chartex" xmlns:cx7="http://schemas.microsoft.com/office/drawing/2016/5/13/chartex" xmlns:cx8="http://schemas.microsoft.com/office/drawing/2016/5/14/chartex" xmlns:mc="http://schemas.openxmlformats.org/markup-compatibility/2006" xmlns:aink="http://schemas.microsoft.com/office/drawing/2016/ink" xmlns:am3d="http://schemas.microsoft.com/office/drawing/2017/model3d" xmlns:o="urn:schemas-microsoft-com:office:office" xmlns:oel="http://schemas.microsoft.com/office/2019/extlst" xmlns:r="http://schemas.openxmlformats.org/officeDocument/2006/relationships" xmlns:m="http://schemas.openxmlformats.org/officeDocument/2006/math" xmlns:v="urn:schemas-microsoft-com:vml" xmlns:wp14="http://schemas.microsoft.com/office/word/2010/wordprocessingDrawing" xmlns:wp="http://schemas.openxmlformats.org/drawingml/2006/wordprocessingDrawing" xmlns:w10="urn:schemas-microsoft-com:office:word" xmlns:w="http://schemas.openxmlformats.org/wordprocessingml/2006/main" xmlns:w14="http://schemas.microsoft.com/office/word/2010/wordml" xmlns:w15="http://schemas.microsoft.com/office/word/2012/wordml" xmlns:w16cex="http://schemas.microsoft.com/office/word/2018/wordml/cex" xmlns:w16cid="http://schemas.microsoft.com/office/word/2016/wordml/cid" xmlns:w16="http://schemas.microsoft.com/office/word/2018/wordml" xmlns:w16du="http://schemas.microsoft.com/office/word/2023/wordml/word16du" xmlns:w16sdtdh="http://schemas.microsoft.com/office/word/2020/wordml/sdtdatahash" xmlns:w16sdtfl="http://schemas.microsoft.com/office/word/2024/wordml/sdtformatlock" xmlns:w16se="http://schemas.microsoft.com/office/word/2015/wordml/symex" xmlns:wpg="http://schemas.microsoft.com/office/word/2010/wordprocessingGroup" xmlns:wpi="http://schemas.microsoft.com/office/word/2010/wordprocessingInk" xmlns:wne="http://schemas.microsoft.com/office/word/2006/wordml" xmlns:wps="http://schemas.microsoft.com/office/word/2010/wordprocessingShape" mc:Ignorable="w14 w15 w16se w16cid w16 w16cex w16sdtdh w16sdtfl w16du wp14">
+<w:hdr xmlns:wpc="http://schemas.microsoft.com/office/word/2010/wordprocessingCanvas" xmlns:cx="http://schemas.microsoft.com/office/drawing/2014/chartex" xmlns:cx1="http://schemas.microsoft.com/office/drawing/2015/9/8/chartex" xmlns:cx2="http://schemas.microsoft.com/office/drawing/2015/10/21/chartex" xmlns:cx3="http://schemas.microsoft.com/office/drawing/2016/5/9/chartex" xmlns:cx4="http://schemas.microsoft.com/office/drawing/2016/5/10/chartex" xmlns:cx5="http://schemas.microsoft.com/office/drawing/2016/5/11/chartex" xmlns:cx6="http://schemas.microsoft.com/office/drawing/2016/5/12/chartex" xmlns:cx7="http://schemas.microsoft.com/office/drawing/2016/5/13/chartex" xmlns:cx8="http://schemas.microsoft.com/office/drawing/2016/5/14/chartex" xmlns:mc="http://schemas.openxmlformats.org/markup-compatibility/2006" xmlns:m="http://schemas.openxmlformats.org/officeDocument/2006/math" xmlns:aink="http://schemas.microsoft.com/office/drawing/2016/ink" xmlns:am3d="http://schemas.microsoft.com/office/drawing/2017/model3d" xmlns:oel="http://schemas.microsoft.com/office/2019/extlst" xmlns:r="http://schemas.openxmlformats.org/officeDocument/2006/relationships" xmlns:wp14="http://schemas.microsoft.com/office/word/2010/wordprocessingDrawing" xmlns:wp="http://schemas.openxmlformats.org/drawingml/2006/wordprocessingDrawing" xmlns:wpg="http://schemas.microsoft.com/office/word/2010/wordprocessingGroup" xmlns:wpi="http://schemas.microsoft.com/office/word/2010/wordprocessingInk" xmlns:wps="http://schemas.microsoft.com/office/word/2010/wordprocessingShape" xmlns:o="urn:schemas-microsoft-com:office:office" xmlns:v="urn:schemas-microsoft-com:vml" xmlns:w10="urn:schemas-microsoft-com:office:word" xmlns:w="http://schemas.openxmlformats.org/wordprocessingml/2006/main" xmlns:w14="http://schemas.microsoft.com/office/word/2010/wordml" xmlns:w15="http://schemas.microsoft.com/office/word/2012/wordml" xmlns:w16cex="http://schemas.microsoft.com/office/word/2018/wordml/cex" xmlns:w16cid="http://schemas.microsoft.com/office/word/2016/wordml/cid" xmlns:w16="http://schemas.microsoft.com/office/word/2018/wordml" xmlns:w16sdtdh="http://schemas.microsoft.com/office/word/2020/wordml/sdtdatahash" xmlns:w16sdtfl="http://schemas.microsoft.com/office/word/2024/wordml/sdtformatlock" xmlns:w16se="http://schemas.microsoft.com/office/word/2015/wordml/symex" xmlns:w16du="http://schemas.microsoft.com/office/word/2023/wordml/word16du" xmlns:wne="http://schemas.microsoft.com/office/word/2006/wordml" mc:Ignorable="w14 w15 w16se w16cid w16 w16cex w16sdtdh w16sdtfl w16du wp14">
   <w:p>
     <w:pPr>
       <w:tabs>
@@ -2299,7 +2364,7 @@
 </file>
 
 <file path=word/styles.xml><?xml version="1.0" encoding="utf-8"?>
-<w:styles xmlns:mc="http://schemas.openxmlformats.org/markup-compatibility/2006" xmlns:r="http://schemas.openxmlformats.org/officeDocument/2006/relationships" xmlns:w="http://schemas.openxmlformats.org/wordprocessingml/2006/main" xmlns:w14="http://schemas.microsoft.com/office/word/2010/wordml" xmlns:w15="http://schemas.microsoft.com/office/word/2012/wordml" xmlns:w16cex="http://schemas.microsoft.com/office/word/2018/wordml/cex" xmlns:w16cid="http://schemas.microsoft.com/office/word/2016/wordml/cid" xmlns:w16="http://schemas.microsoft.com/office/word/2018/wordml" xmlns:w16du="http://schemas.microsoft.com/office/word/2023/wordml/word16du" xmlns:w16sdtdh="http://schemas.microsoft.com/office/word/2020/wordml/sdtdatahash" xmlns:w16sdtfl="http://schemas.microsoft.com/office/word/2024/wordml/sdtformatlock" xmlns:w16se="http://schemas.microsoft.com/office/word/2015/wordml/symex" mc:Ignorable="w14 w15 w16se w16cid w16 w16cex w16sdtdh w16sdtfl w16du">
+<w:styles xmlns:mc="http://schemas.openxmlformats.org/markup-compatibility/2006" xmlns:r="http://schemas.openxmlformats.org/officeDocument/2006/relationships" xmlns:w="http://schemas.openxmlformats.org/wordprocessingml/2006/main" xmlns:w14="http://schemas.microsoft.com/office/word/2010/wordml" xmlns:w15="http://schemas.microsoft.com/office/word/2012/wordml" xmlns:w16cex="http://schemas.microsoft.com/office/word/2018/wordml/cex" xmlns:w16cid="http://schemas.microsoft.com/office/word/2016/wordml/cid" xmlns:w16="http://schemas.microsoft.com/office/word/2018/wordml" xmlns:w16sdtdh="http://schemas.microsoft.com/office/word/2020/wordml/sdtdatahash" xmlns:w16sdtfl="http://schemas.microsoft.com/office/word/2024/wordml/sdtformatlock" xmlns:w16se="http://schemas.microsoft.com/office/word/2015/wordml/symex" xmlns:w16du="http://schemas.microsoft.com/office/word/2023/wordml/word16du" mc:Ignorable="w14 w15 w16se w16cid w16 w16cex w16sdtdh w16sdtfl w16du">
   <w:docDefaults>
     <w:rPrDefault>
       <w:rPr>
